--- a/output/docx/AdministradorAdicionaOperadorDeTerminal.docx
+++ b/output/docx/AdministradorAdicionaOperadorDeTerminal.docx
@@ -88,7 +88,7 @@
         <w:rPr>
           <w:sz w:val="20"/>
         </w:rPr>
-        <w:t>Usuario Administrador logado no sistema; Existe pelo menos um Terminal registrado.</w:t>
+        <w:t>Usuario Administrador deve ter feito login e obtido autorizacao do sistema.</w:t>
       </w:r>
     </w:p>
     <w:p>
@@ -106,7 +106,7 @@
         <w:rPr>
           <w:sz w:val="20"/>
         </w:rPr>
-        <w:t>Operador de Terminal salvo no sistema</w:t>
+        <w:t>Operador salvo no sistema</w:t>
       </w:r>
     </w:p>
     <w:tbl>
@@ -342,7 +342,7 @@
         <w:rPr>
           <w:sz w:val="20"/>
         </w:rPr>
-        <w:t>Usuario Administrador logado no sistema; Existe pelo menos um Terminal registrado.</w:t>
+        <w:t>Usuario Administrador deve ter feito login e obtido autorizacao do sistema.</w:t>
       </w:r>
     </w:p>
     <w:p>
@@ -360,7 +360,7 @@
         <w:rPr>
           <w:sz w:val="20"/>
         </w:rPr>
-        <w:t>Operador de Terminal salvo no sistema</w:t>
+        <w:t>Operador salvo no sistema</w:t>
       </w:r>
     </w:p>
     <w:tbl>
@@ -660,7 +660,7 @@
         <w:rPr>
           <w:sz w:val="20"/>
         </w:rPr>
-        <w:t>Usuario Administrador logado no sistema; Existe pelo menos um Terminal registrado.</w:t>
+        <w:t>Usuario Administrador deve ter feito login e obtido autorizacao do sistema.</w:t>
       </w:r>
     </w:p>
     <w:p>
@@ -678,7 +678,7 @@
         <w:rPr>
           <w:sz w:val="20"/>
         </w:rPr>
-        <w:t>Operador de Terminal salvo no sistema</w:t>
+        <w:t>Operador salvo no sistema</w:t>
       </w:r>
     </w:p>
     <w:tbl>
@@ -960,7 +960,7 @@
           <w:sz w:val="24"/>
           <w:color w:val="2B6CB0"/>
         </w:rPr>
-        <w:t>[TC4] Alternative Flow 3: Volta para listagem de Terminal</w:t>
+        <w:t>[TC4] Alternative Flow 3: Navega na lista de Terminais</w:t>
       </w:r>
     </w:p>
     <w:p>
@@ -978,7 +978,7 @@
         <w:rPr>
           <w:sz w:val="20"/>
         </w:rPr>
-        <w:t>Usuario Administrador logado no sistema; Existe pelo menos um Terminal registrado.</w:t>
+        <w:t>Usuario Administrador deve ter feito login e obtido autorizacao do sistema.</w:t>
       </w:r>
     </w:p>
     <w:p>
@@ -996,7 +996,7 @@
         <w:rPr>
           <w:sz w:val="20"/>
         </w:rPr>
-        <w:t>Operador de Terminal salvo no sistema</w:t>
+        <w:t>Operador salvo no sistema</w:t>
       </w:r>
     </w:p>
     <w:tbl>
@@ -1151,7 +1151,7 @@
               <w:rPr>
                 <w:sz w:val="18"/>
               </w:rPr>
-              <w:t>Administrador: clica no botao 'Voltar'</w:t>
+              <w:t>Administrador: clica no botao de paginacao</w:t>
             </w:r>
           </w:p>
         </w:tc>
@@ -1264,7 +1264,7 @@
         <w:rPr>
           <w:sz w:val="20"/>
         </w:rPr>
-        <w:t>Usuario Administrador logado no sistema; Existe pelo menos um Terminal registrado.</w:t>
+        <w:t>Usuario Administrador deve ter feito login e obtido autorizacao do sistema.</w:t>
       </w:r>
     </w:p>
     <w:p>
